--- a/Programacion II/Kit docente/Clase 2/Solucion Taller Clase 2 - VetCare.docx
+++ b/Programacion II/Kit docente/Clase 2/Solucion Taller Clase 2 - VetCare.docx
@@ -72,7 +72,7 @@
           <w:color w:val="2B2B2B"/>
           <w:sz w:val="22"/>
         </w:rPr>
-        <w:t>Paso 1 resuelto: en Mascota se declaran los cinco atributos como private final String id, nombre, especie, dueno y private final int edad, y se genera el constructor con Alt+Insert en NetBeans. Los getters se generan igual (Alt+Insert &gt; Getter). El toString queda asi: return id + " | " + nombre + " (" + especie + ", " + edad + " anios) - dueno: " + dueno; con eso cualquier System.out.println(mascota) o cualquier impresion de la lista completa muestra texto legible, porque println llama automaticamente a toString sobre el objeto.</w:t>
+        <w:t>Paso 1 resuelto: en Mascota se declaran los cinco atributos como private final String id, nombre, especie, dueno y private final int edad, y se genera el constructor con clic derecho &gt; «Source Action...» &gt; «Generate Constructors» en VS Code. Los getters se generan igual («Source Action...» &gt; «Generate Getters and Setters»). El toString queda asi: return id + " | " + nombre + " (" + especie + ", " + edad + " anios) - dueno: " + dueno; con eso cualquier System.out.println(mascota) o cualquier impresion de la lista completa muestra texto legible, porque println llama automaticamente a toString sobre el objeto.</w:t>
       </w:r>
     </w:p>
     <w:p>
